--- a/cartas_solicitud/Carta_Solicitud_ELE0300732_AUTOMATIZACION.docx
+++ b/cartas_solicitud/Carta_Solicitud_ELE0300732_AUTOMATIZACION.docx
@@ -591,11 +591,38 @@
               <w:jc w:val="center"/>
             </w:pPr>
             <w:r>
-              <w:rPr>
-                <w:color w:val="A0A0A0"/>
-                <w:sz w:val="15"/>
-              </w:rPr>
-              <w:t>____________________</w:t>
+              <w:drawing>
+                <wp:inline xmlns:a="http://schemas.openxmlformats.org/drawingml/2006/main" xmlns:pic="http://schemas.openxmlformats.org/drawingml/2006/picture">
+                  <wp:extent cx="543415" cy="292608"/>
+                  <wp:docPr id="1" name="Picture 1"/>
+                  <wp:cNvGraphicFramePr>
+                    <a:graphicFrameLocks noChangeAspect="1"/>
+                  </wp:cNvGraphicFramePr>
+                  <a:graphic>
+                    <a:graphicData uri="http://schemas.openxmlformats.org/drawingml/2006/picture">
+                      <pic:pic>
+                        <pic:nvPicPr>
+                          <pic:cNvPr id="0" name="image.png"/>
+                          <pic:cNvPicPr/>
+                        </pic:nvPicPr>
+                        <pic:blipFill>
+                          <a:blip r:embed="rId9"/>
+                          <a:stretch>
+                            <a:fillRect/>
+                          </a:stretch>
+                        </pic:blipFill>
+                        <pic:spPr>
+                          <a:xfrm>
+                            <a:off x="0" y="0"/>
+                            <a:ext cx="543415" cy="292608"/>
+                          </a:xfrm>
+                          <a:prstGeom prst="rect"/>
+                        </pic:spPr>
+                      </pic:pic>
+                    </a:graphicData>
+                  </a:graphic>
+                </wp:inline>
+              </w:drawing>
             </w:r>
           </w:p>
         </w:tc>
@@ -826,7 +853,7 @@
               <w:drawing>
                 <wp:inline xmlns:a="http://schemas.openxmlformats.org/drawingml/2006/main" xmlns:pic="http://schemas.openxmlformats.org/drawingml/2006/picture">
                   <wp:extent cx="877060" cy="292608"/>
-                  <wp:docPr id="1" name="Picture 1"/>
+                  <wp:docPr id="2" name="Picture 2"/>
                   <wp:cNvGraphicFramePr>
                     <a:graphicFrameLocks noChangeAspect="1"/>
                   </wp:cNvGraphicFramePr>
@@ -838,7 +865,7 @@
                           <pic:cNvPicPr/>
                         </pic:nvPicPr>
                         <pic:blipFill>
-                          <a:blip r:embed="rId9"/>
+                          <a:blip r:embed="rId10"/>
                           <a:stretch>
                             <a:fillRect/>
                           </a:stretch>
@@ -1317,7 +1344,7 @@
               <w:drawing>
                 <wp:inline xmlns:a="http://schemas.openxmlformats.org/drawingml/2006/main" xmlns:pic="http://schemas.openxmlformats.org/drawingml/2006/picture">
                   <wp:extent cx="2006248" cy="292608"/>
-                  <wp:docPr id="2" name="Picture 2"/>
+                  <wp:docPr id="3" name="Picture 3"/>
                   <wp:cNvGraphicFramePr>
                     <a:graphicFrameLocks noChangeAspect="1"/>
                   </wp:cNvGraphicFramePr>
@@ -1329,7 +1356,7 @@
                           <pic:cNvPicPr/>
                         </pic:nvPicPr>
                         <pic:blipFill>
-                          <a:blip r:embed="rId10"/>
+                          <a:blip r:embed="rId11"/>
                           <a:stretch>
                             <a:fillRect/>
                           </a:stretch>
@@ -1576,7 +1603,7 @@
               <w:drawing>
                 <wp:inline xmlns:a="http://schemas.openxmlformats.org/drawingml/2006/main" xmlns:pic="http://schemas.openxmlformats.org/drawingml/2006/picture">
                   <wp:extent cx="1371299" cy="292608"/>
-                  <wp:docPr id="3" name="Picture 3"/>
+                  <wp:docPr id="4" name="Picture 4"/>
                   <wp:cNvGraphicFramePr>
                     <a:graphicFrameLocks noChangeAspect="1"/>
                   </wp:cNvGraphicFramePr>
@@ -1588,7 +1615,7 @@
                           <pic:cNvPicPr/>
                         </pic:nvPicPr>
                         <pic:blipFill>
-                          <a:blip r:embed="rId11"/>
+                          <a:blip r:embed="rId12"/>
                           <a:stretch>
                             <a:fillRect/>
                           </a:stretch>
@@ -1719,7 +1746,7 @@
               <w:drawing>
                 <wp:inline xmlns:a="http://schemas.openxmlformats.org/drawingml/2006/main" xmlns:pic="http://schemas.openxmlformats.org/drawingml/2006/picture">
                   <wp:extent cx="1370333" cy="292608"/>
-                  <wp:docPr id="4" name="Picture 4"/>
+                  <wp:docPr id="5" name="Picture 5"/>
                   <wp:cNvGraphicFramePr>
                     <a:graphicFrameLocks noChangeAspect="1"/>
                   </wp:cNvGraphicFramePr>
@@ -1731,7 +1758,7 @@
                           <pic:cNvPicPr/>
                         </pic:nvPicPr>
                         <pic:blipFill>
-                          <a:blip r:embed="rId12"/>
+                          <a:blip r:embed="rId13"/>
                           <a:stretch>
                             <a:fillRect/>
                           </a:stretch>

--- a/cartas_solicitud/Carta_Solicitud_ELE0300732_AUTOMATIZACION.docx
+++ b/cartas_solicitud/Carta_Solicitud_ELE0300732_AUTOMATIZACION.docx
@@ -11,7 +11,7 @@
           <w:color w:val="646464"/>
           <w:sz w:val="20"/>
         </w:rPr>
-        <w:t>Neiva, Huila, 22 de octubre de 2026</w:t>
+        <w:t>Neiva, Huila, 24 de octubre de 2026</w:t>
         <w:br/>
       </w:r>
     </w:p>

--- a/cartas_solicitud/Carta_Solicitud_ELE0300732_AUTOMATIZACION.docx
+++ b/cartas_solicitud/Carta_Solicitud_ELE0300732_AUTOMATIZACION.docx
@@ -88,7 +88,7 @@
         <w:br/>
         <w:t>• Semestre del Plan de Estudios: Semestre 7°</w:t>
         <w:br/>
-        <w:t>• Total de Estudiantes Solicitantes Preinscritos: 12 estudiantes</w:t>
+        <w:t>• Total de Estudiantes Solicitantes Preinscritos: 16 estudiantes</w:t>
       </w:r>
     </w:p>
     <w:p>
@@ -97,7 +97,7 @@
         <w:jc w:val="both"/>
       </w:pPr>
       <w:r>
-        <w:t>Manifestamos nuestro compromiso formal de matrícula y cumplimiento con los requerimientos académicos y arancelarios correspondientes al curso vacacional. Dado que contamos con un grupo sólido de 12 estudiantes interesados (superando el cupo mínimo requerido de 10 estudiantes), solicitamos su valiosa gestión ante la Coordinación Académica y la Dirección de Programa para su respectiva aprobación, asignación docente y programación de horarios.</w:t>
+        <w:t>Manifestamos nuestro compromiso formal de matrícula y cumplimiento con los requerimientos académicos y arancelarios correspondientes al curso vacacional. Dado que contamos con un grupo sólido de 16 estudiantes interesados (superando el cupo mínimo requerido de 10 estudiantes), solicitamos su valiosa gestión ante la Coordinación Académica y la Dirección de Programa para su respectiva aprobación, asignación docente y programación de horarios.</w:t>
       </w:r>
     </w:p>
     <w:p>
@@ -734,11 +734,38 @@
               <w:jc w:val="center"/>
             </w:pPr>
             <w:r>
-              <w:rPr>
-                <w:color w:val="A0A0A0"/>
-                <w:sz w:val="15"/>
-              </w:rPr>
-              <w:t>____________________</w:t>
+              <w:drawing>
+                <wp:inline xmlns:a="http://schemas.openxmlformats.org/drawingml/2006/main" xmlns:pic="http://schemas.openxmlformats.org/drawingml/2006/picture">
+                  <wp:extent cx="731520" cy="292608"/>
+                  <wp:docPr id="2" name="Picture 2"/>
+                  <wp:cNvGraphicFramePr>
+                    <a:graphicFrameLocks noChangeAspect="1"/>
+                  </wp:cNvGraphicFramePr>
+                  <a:graphic>
+                    <a:graphicData uri="http://schemas.openxmlformats.org/drawingml/2006/picture">
+                      <pic:pic>
+                        <pic:nvPicPr>
+                          <pic:cNvPr id="0" name="image.png"/>
+                          <pic:cNvPicPr/>
+                        </pic:nvPicPr>
+                        <pic:blipFill>
+                          <a:blip r:embed="rId10"/>
+                          <a:stretch>
+                            <a:fillRect/>
+                          </a:stretch>
+                        </pic:blipFill>
+                        <pic:spPr>
+                          <a:xfrm>
+                            <a:off x="0" y="0"/>
+                            <a:ext cx="731520" cy="292608"/>
+                          </a:xfrm>
+                          <a:prstGeom prst="rect"/>
+                        </pic:spPr>
+                      </pic:pic>
+                    </a:graphicData>
+                  </a:graphic>
+                </wp:inline>
+              </w:drawing>
             </w:r>
           </w:p>
         </w:tc>
@@ -853,7 +880,7 @@
               <w:drawing>
                 <wp:inline xmlns:a="http://schemas.openxmlformats.org/drawingml/2006/main" xmlns:pic="http://schemas.openxmlformats.org/drawingml/2006/picture">
                   <wp:extent cx="877060" cy="292608"/>
-                  <wp:docPr id="2" name="Picture 2"/>
+                  <wp:docPr id="3" name="Picture 3"/>
                   <wp:cNvGraphicFramePr>
                     <a:graphicFrameLocks noChangeAspect="1"/>
                   </wp:cNvGraphicFramePr>
@@ -865,7 +892,7 @@
                           <pic:cNvPicPr/>
                         </pic:nvPicPr>
                         <pic:blipFill>
-                          <a:blip r:embed="rId10"/>
+                          <a:blip r:embed="rId11"/>
                           <a:stretch>
                             <a:fillRect/>
                           </a:stretch>
@@ -993,11 +1020,38 @@
               <w:jc w:val="center"/>
             </w:pPr>
             <w:r>
-              <w:rPr>
-                <w:color w:val="A0A0A0"/>
-                <w:sz w:val="15"/>
-              </w:rPr>
-              <w:t>____________________</w:t>
+              <w:drawing>
+                <wp:inline xmlns:a="http://schemas.openxmlformats.org/drawingml/2006/main" xmlns:pic="http://schemas.openxmlformats.org/drawingml/2006/picture">
+                  <wp:extent cx="731520" cy="292608"/>
+                  <wp:docPr id="4" name="Picture 4"/>
+                  <wp:cNvGraphicFramePr>
+                    <a:graphicFrameLocks noChangeAspect="1"/>
+                  </wp:cNvGraphicFramePr>
+                  <a:graphic>
+                    <a:graphicData uri="http://schemas.openxmlformats.org/drawingml/2006/picture">
+                      <pic:pic>
+                        <pic:nvPicPr>
+                          <pic:cNvPr id="0" name="image.png"/>
+                          <pic:cNvPicPr/>
+                        </pic:nvPicPr>
+                        <pic:blipFill>
+                          <a:blip r:embed="rId12"/>
+                          <a:stretch>
+                            <a:fillRect/>
+                          </a:stretch>
+                        </pic:blipFill>
+                        <pic:spPr>
+                          <a:xfrm>
+                            <a:off x="0" y="0"/>
+                            <a:ext cx="731520" cy="292608"/>
+                          </a:xfrm>
+                          <a:prstGeom prst="rect"/>
+                        </pic:spPr>
+                      </pic:pic>
+                    </a:graphicData>
+                  </a:graphic>
+                </wp:inline>
+              </w:drawing>
             </w:r>
           </w:p>
         </w:tc>
@@ -1225,11 +1279,38 @@
               <w:jc w:val="center"/>
             </w:pPr>
             <w:r>
-              <w:rPr>
-                <w:color w:val="A0A0A0"/>
-                <w:sz w:val="15"/>
-              </w:rPr>
-              <w:t>____________________</w:t>
+              <w:drawing>
+                <wp:inline xmlns:a="http://schemas.openxmlformats.org/drawingml/2006/main" xmlns:pic="http://schemas.openxmlformats.org/drawingml/2006/picture">
+                  <wp:extent cx="731520" cy="292608"/>
+                  <wp:docPr id="5" name="Picture 5"/>
+                  <wp:cNvGraphicFramePr>
+                    <a:graphicFrameLocks noChangeAspect="1"/>
+                  </wp:cNvGraphicFramePr>
+                  <a:graphic>
+                    <a:graphicData uri="http://schemas.openxmlformats.org/drawingml/2006/picture">
+                      <pic:pic>
+                        <pic:nvPicPr>
+                          <pic:cNvPr id="0" name="image.png"/>
+                          <pic:cNvPicPr/>
+                        </pic:nvPicPr>
+                        <pic:blipFill>
+                          <a:blip r:embed="rId13"/>
+                          <a:stretch>
+                            <a:fillRect/>
+                          </a:stretch>
+                        </pic:blipFill>
+                        <pic:spPr>
+                          <a:xfrm>
+                            <a:off x="0" y="0"/>
+                            <a:ext cx="731520" cy="292608"/>
+                          </a:xfrm>
+                          <a:prstGeom prst="rect"/>
+                        </pic:spPr>
+                      </pic:pic>
+                    </a:graphicData>
+                  </a:graphic>
+                </wp:inline>
+              </w:drawing>
             </w:r>
           </w:p>
         </w:tc>
@@ -1344,7 +1425,7 @@
               <w:drawing>
                 <wp:inline xmlns:a="http://schemas.openxmlformats.org/drawingml/2006/main" xmlns:pic="http://schemas.openxmlformats.org/drawingml/2006/picture">
                   <wp:extent cx="2006248" cy="292608"/>
-                  <wp:docPr id="3" name="Picture 3"/>
+                  <wp:docPr id="6" name="Picture 6"/>
                   <wp:cNvGraphicFramePr>
                     <a:graphicFrameLocks noChangeAspect="1"/>
                   </wp:cNvGraphicFramePr>
@@ -1356,7 +1437,7 @@
                           <pic:cNvPicPr/>
                         </pic:nvPicPr>
                         <pic:blipFill>
-                          <a:blip r:embed="rId11"/>
+                          <a:blip r:embed="rId14"/>
                           <a:stretch>
                             <a:fillRect/>
                           </a:stretch>
@@ -1603,7 +1684,7 @@
               <w:drawing>
                 <wp:inline xmlns:a="http://schemas.openxmlformats.org/drawingml/2006/main" xmlns:pic="http://schemas.openxmlformats.org/drawingml/2006/picture">
                   <wp:extent cx="1371299" cy="292608"/>
-                  <wp:docPr id="4" name="Picture 4"/>
+                  <wp:docPr id="7" name="Picture 7"/>
                   <wp:cNvGraphicFramePr>
                     <a:graphicFrameLocks noChangeAspect="1"/>
                   </wp:cNvGraphicFramePr>
@@ -1615,7 +1696,7 @@
                           <pic:cNvPicPr/>
                         </pic:nvPicPr>
                         <pic:blipFill>
-                          <a:blip r:embed="rId12"/>
+                          <a:blip r:embed="rId15"/>
                           <a:stretch>
                             <a:fillRect/>
                           </a:stretch>
@@ -1746,7 +1827,7 @@
               <w:drawing>
                 <wp:inline xmlns:a="http://schemas.openxmlformats.org/drawingml/2006/main" xmlns:pic="http://schemas.openxmlformats.org/drawingml/2006/picture">
                   <wp:extent cx="1370333" cy="292608"/>
-                  <wp:docPr id="5" name="Picture 5"/>
+                  <wp:docPr id="8" name="Picture 8"/>
                   <wp:cNvGraphicFramePr>
                     <a:graphicFrameLocks noChangeAspect="1"/>
                   </wp:cNvGraphicFramePr>
@@ -1758,7 +1839,7 @@
                           <pic:cNvPicPr/>
                         </pic:nvPicPr>
                         <pic:blipFill>
-                          <a:blip r:embed="rId13"/>
+                          <a:blip r:embed="rId16"/>
                           <a:stretch>
                             <a:fillRect/>
                           </a:stretch>
@@ -1767,6 +1848,578 @@
                           <a:xfrm>
                             <a:off x="0" y="0"/>
                             <a:ext cx="1370333" cy="292608"/>
+                          </a:xfrm>
+                          <a:prstGeom prst="rect"/>
+                        </pic:spPr>
+                      </pic:pic>
+                    </a:graphicData>
+                  </a:graphic>
+                </wp:inline>
+              </w:drawing>
+            </w:r>
+          </w:p>
+        </w:tc>
+      </w:tr>
+      <w:tr>
+        <w:tc>
+          <w:tcPr>
+            <w:tcW w:type="dxa" w:w="576"/>
+            <w:tcMar>
+              <w:top w:w="100" w:type="dxa"/>
+              <w:bottom w:w="100" w:type="dxa"/>
+              <w:left w:w="80" w:type="dxa"/>
+              <w:right w:w="80" w:type="dxa"/>
+            </w:tcMar>
+            <w:shd w:fill="FFFFFF"/>
+          </w:tcPr>
+          <w:p>
+            <w:pPr>
+              <w:jc w:val="center"/>
+            </w:pPr>
+            <w:r>
+              <w:rPr>
+                <w:sz w:val="17"/>
+              </w:rPr>
+              <w:t>13</w:t>
+            </w:r>
+          </w:p>
+        </w:tc>
+        <w:tc>
+          <w:tcPr>
+            <w:tcW w:type="dxa" w:w="3312"/>
+            <w:tcMar>
+              <w:top w:w="100" w:type="dxa"/>
+              <w:bottom w:w="100" w:type="dxa"/>
+              <w:left w:w="80" w:type="dxa"/>
+              <w:right w:w="80" w:type="dxa"/>
+            </w:tcMar>
+            <w:shd w:fill="FFFFFF"/>
+          </w:tcPr>
+          <w:p>
+            <w:r>
+              <w:rPr>
+                <w:b/>
+                <w:sz w:val="17"/>
+              </w:rPr>
+              <w:t>Yessica Andrea Triana Jaime</w:t>
+            </w:r>
+          </w:p>
+        </w:tc>
+        <w:tc>
+          <w:tcPr>
+            <w:tcW w:type="dxa" w:w="1728"/>
+            <w:tcMar>
+              <w:top w:w="100" w:type="dxa"/>
+              <w:bottom w:w="100" w:type="dxa"/>
+              <w:left w:w="80" w:type="dxa"/>
+              <w:right w:w="80" w:type="dxa"/>
+            </w:tcMar>
+            <w:shd w:fill="FFFFFF"/>
+          </w:tcPr>
+          <w:p>
+            <w:pPr>
+              <w:jc w:val="center"/>
+            </w:pPr>
+            <w:r>
+              <w:rPr>
+                <w:sz w:val="17"/>
+              </w:rPr>
+              <w:t>1083903194</w:t>
+            </w:r>
+          </w:p>
+        </w:tc>
+        <w:tc>
+          <w:tcPr>
+            <w:tcW w:type="dxa" w:w="1584"/>
+            <w:tcMar>
+              <w:top w:w="100" w:type="dxa"/>
+              <w:bottom w:w="100" w:type="dxa"/>
+              <w:left w:w="80" w:type="dxa"/>
+              <w:right w:w="80" w:type="dxa"/>
+            </w:tcMar>
+            <w:shd w:fill="FFFFFF"/>
+          </w:tcPr>
+          <w:p>
+            <w:pPr>
+              <w:jc w:val="center"/>
+            </w:pPr>
+            <w:r>
+              <w:rPr>
+                <w:sz w:val="17"/>
+              </w:rPr>
+              <w:t>3138468363</w:t>
+            </w:r>
+          </w:p>
+        </w:tc>
+        <w:tc>
+          <w:tcPr>
+            <w:tcW w:type="dxa" w:w="2592"/>
+            <w:tcMar>
+              <w:top w:w="100" w:type="dxa"/>
+              <w:bottom w:w="100" w:type="dxa"/>
+              <w:left w:w="80" w:type="dxa"/>
+              <w:right w:w="80" w:type="dxa"/>
+            </w:tcMar>
+            <w:shd w:fill="FFFFFF"/>
+          </w:tcPr>
+          <w:p>
+            <w:pPr>
+              <w:jc w:val="center"/>
+            </w:pPr>
+            <w:r>
+              <w:drawing>
+                <wp:inline xmlns:a="http://schemas.openxmlformats.org/drawingml/2006/main" xmlns:pic="http://schemas.openxmlformats.org/drawingml/2006/picture">
+                  <wp:extent cx="731520" cy="292608"/>
+                  <wp:docPr id="9" name="Picture 9"/>
+                  <wp:cNvGraphicFramePr>
+                    <a:graphicFrameLocks noChangeAspect="1"/>
+                  </wp:cNvGraphicFramePr>
+                  <a:graphic>
+                    <a:graphicData uri="http://schemas.openxmlformats.org/drawingml/2006/picture">
+                      <pic:pic>
+                        <pic:nvPicPr>
+                          <pic:cNvPr id="0" name="image.png"/>
+                          <pic:cNvPicPr/>
+                        </pic:nvPicPr>
+                        <pic:blipFill>
+                          <a:blip r:embed="rId17"/>
+                          <a:stretch>
+                            <a:fillRect/>
+                          </a:stretch>
+                        </pic:blipFill>
+                        <pic:spPr>
+                          <a:xfrm>
+                            <a:off x="0" y="0"/>
+                            <a:ext cx="731520" cy="292608"/>
+                          </a:xfrm>
+                          <a:prstGeom prst="rect"/>
+                        </pic:spPr>
+                      </pic:pic>
+                    </a:graphicData>
+                  </a:graphic>
+                </wp:inline>
+              </w:drawing>
+            </w:r>
+          </w:p>
+        </w:tc>
+      </w:tr>
+      <w:tr>
+        <w:tc>
+          <w:tcPr>
+            <w:tcW w:type="dxa" w:w="576"/>
+            <w:tcMar>
+              <w:top w:w="100" w:type="dxa"/>
+              <w:bottom w:w="100" w:type="dxa"/>
+              <w:left w:w="80" w:type="dxa"/>
+              <w:right w:w="80" w:type="dxa"/>
+            </w:tcMar>
+            <w:shd w:fill="F9FAF8"/>
+          </w:tcPr>
+          <w:p>
+            <w:pPr>
+              <w:jc w:val="center"/>
+            </w:pPr>
+            <w:r>
+              <w:rPr>
+                <w:sz w:val="17"/>
+              </w:rPr>
+              <w:t>14</w:t>
+            </w:r>
+          </w:p>
+        </w:tc>
+        <w:tc>
+          <w:tcPr>
+            <w:tcW w:type="dxa" w:w="3312"/>
+            <w:tcMar>
+              <w:top w:w="100" w:type="dxa"/>
+              <w:bottom w:w="100" w:type="dxa"/>
+              <w:left w:w="80" w:type="dxa"/>
+              <w:right w:w="80" w:type="dxa"/>
+            </w:tcMar>
+            <w:shd w:fill="F9FAF8"/>
+          </w:tcPr>
+          <w:p>
+            <w:r>
+              <w:rPr>
+                <w:b/>
+                <w:sz w:val="17"/>
+              </w:rPr>
+              <w:t>Yonier Castillo Mamian</w:t>
+            </w:r>
+          </w:p>
+        </w:tc>
+        <w:tc>
+          <w:tcPr>
+            <w:tcW w:type="dxa" w:w="1728"/>
+            <w:tcMar>
+              <w:top w:w="100" w:type="dxa"/>
+              <w:bottom w:w="100" w:type="dxa"/>
+              <w:left w:w="80" w:type="dxa"/>
+              <w:right w:w="80" w:type="dxa"/>
+            </w:tcMar>
+            <w:shd w:fill="F9FAF8"/>
+          </w:tcPr>
+          <w:p>
+            <w:pPr>
+              <w:jc w:val="center"/>
+            </w:pPr>
+            <w:r>
+              <w:rPr>
+                <w:sz w:val="17"/>
+              </w:rPr>
+              <w:t>1007393163</w:t>
+            </w:r>
+          </w:p>
+        </w:tc>
+        <w:tc>
+          <w:tcPr>
+            <w:tcW w:type="dxa" w:w="1584"/>
+            <w:tcMar>
+              <w:top w:w="100" w:type="dxa"/>
+              <w:bottom w:w="100" w:type="dxa"/>
+              <w:left w:w="80" w:type="dxa"/>
+              <w:right w:w="80" w:type="dxa"/>
+            </w:tcMar>
+            <w:shd w:fill="F9FAF8"/>
+          </w:tcPr>
+          <w:p>
+            <w:pPr>
+              <w:jc w:val="center"/>
+            </w:pPr>
+            <w:r>
+              <w:rPr>
+                <w:sz w:val="17"/>
+              </w:rPr>
+              <w:t>3146332975</w:t>
+            </w:r>
+          </w:p>
+        </w:tc>
+        <w:tc>
+          <w:tcPr>
+            <w:tcW w:type="dxa" w:w="2592"/>
+            <w:tcMar>
+              <w:top w:w="100" w:type="dxa"/>
+              <w:bottom w:w="100" w:type="dxa"/>
+              <w:left w:w="80" w:type="dxa"/>
+              <w:right w:w="80" w:type="dxa"/>
+            </w:tcMar>
+            <w:shd w:fill="F9FAF8"/>
+          </w:tcPr>
+          <w:p>
+            <w:pPr>
+              <w:jc w:val="center"/>
+            </w:pPr>
+            <w:r>
+              <w:drawing>
+                <wp:inline xmlns:a="http://schemas.openxmlformats.org/drawingml/2006/main" xmlns:pic="http://schemas.openxmlformats.org/drawingml/2006/picture">
+                  <wp:extent cx="731520" cy="292608"/>
+                  <wp:docPr id="10" name="Picture 10"/>
+                  <wp:cNvGraphicFramePr>
+                    <a:graphicFrameLocks noChangeAspect="1"/>
+                  </wp:cNvGraphicFramePr>
+                  <a:graphic>
+                    <a:graphicData uri="http://schemas.openxmlformats.org/drawingml/2006/picture">
+                      <pic:pic>
+                        <pic:nvPicPr>
+                          <pic:cNvPr id="0" name="image.png"/>
+                          <pic:cNvPicPr/>
+                        </pic:nvPicPr>
+                        <pic:blipFill>
+                          <a:blip r:embed="rId18"/>
+                          <a:stretch>
+                            <a:fillRect/>
+                          </a:stretch>
+                        </pic:blipFill>
+                        <pic:spPr>
+                          <a:xfrm>
+                            <a:off x="0" y="0"/>
+                            <a:ext cx="731520" cy="292608"/>
+                          </a:xfrm>
+                          <a:prstGeom prst="rect"/>
+                        </pic:spPr>
+                      </pic:pic>
+                    </a:graphicData>
+                  </a:graphic>
+                </wp:inline>
+              </w:drawing>
+            </w:r>
+          </w:p>
+        </w:tc>
+      </w:tr>
+      <w:tr>
+        <w:tc>
+          <w:tcPr>
+            <w:tcW w:type="dxa" w:w="576"/>
+            <w:tcMar>
+              <w:top w:w="100" w:type="dxa"/>
+              <w:bottom w:w="100" w:type="dxa"/>
+              <w:left w:w="80" w:type="dxa"/>
+              <w:right w:w="80" w:type="dxa"/>
+            </w:tcMar>
+            <w:shd w:fill="FFFFFF"/>
+          </w:tcPr>
+          <w:p>
+            <w:pPr>
+              <w:jc w:val="center"/>
+            </w:pPr>
+            <w:r>
+              <w:rPr>
+                <w:sz w:val="17"/>
+              </w:rPr>
+              <w:t>15</w:t>
+            </w:r>
+          </w:p>
+        </w:tc>
+        <w:tc>
+          <w:tcPr>
+            <w:tcW w:type="dxa" w:w="3312"/>
+            <w:tcMar>
+              <w:top w:w="100" w:type="dxa"/>
+              <w:bottom w:w="100" w:type="dxa"/>
+              <w:left w:w="80" w:type="dxa"/>
+              <w:right w:w="80" w:type="dxa"/>
+            </w:tcMar>
+            <w:shd w:fill="FFFFFF"/>
+          </w:tcPr>
+          <w:p>
+            <w:r>
+              <w:rPr>
+                <w:b/>
+                <w:sz w:val="17"/>
+              </w:rPr>
+              <w:t>Yamid René Potosí</w:t>
+            </w:r>
+          </w:p>
+        </w:tc>
+        <w:tc>
+          <w:tcPr>
+            <w:tcW w:type="dxa" w:w="1728"/>
+            <w:tcMar>
+              <w:top w:w="100" w:type="dxa"/>
+              <w:bottom w:w="100" w:type="dxa"/>
+              <w:left w:w="80" w:type="dxa"/>
+              <w:right w:w="80" w:type="dxa"/>
+            </w:tcMar>
+            <w:shd w:fill="FFFFFF"/>
+          </w:tcPr>
+          <w:p>
+            <w:pPr>
+              <w:jc w:val="center"/>
+            </w:pPr>
+            <w:r>
+              <w:rPr>
+                <w:sz w:val="17"/>
+              </w:rPr>
+              <w:t>1063808522</w:t>
+            </w:r>
+          </w:p>
+        </w:tc>
+        <w:tc>
+          <w:tcPr>
+            <w:tcW w:type="dxa" w:w="1584"/>
+            <w:tcMar>
+              <w:top w:w="100" w:type="dxa"/>
+              <w:bottom w:w="100" w:type="dxa"/>
+              <w:left w:w="80" w:type="dxa"/>
+              <w:right w:w="80" w:type="dxa"/>
+            </w:tcMar>
+            <w:shd w:fill="FFFFFF"/>
+          </w:tcPr>
+          <w:p>
+            <w:pPr>
+              <w:jc w:val="center"/>
+            </w:pPr>
+            <w:r>
+              <w:rPr>
+                <w:sz w:val="17"/>
+              </w:rPr>
+              <w:t>3042230424</w:t>
+            </w:r>
+          </w:p>
+        </w:tc>
+        <w:tc>
+          <w:tcPr>
+            <w:tcW w:type="dxa" w:w="2592"/>
+            <w:tcMar>
+              <w:top w:w="100" w:type="dxa"/>
+              <w:bottom w:w="100" w:type="dxa"/>
+              <w:left w:w="80" w:type="dxa"/>
+              <w:right w:w="80" w:type="dxa"/>
+            </w:tcMar>
+            <w:shd w:fill="FFFFFF"/>
+          </w:tcPr>
+          <w:p>
+            <w:pPr>
+              <w:jc w:val="center"/>
+            </w:pPr>
+            <w:r>
+              <w:drawing>
+                <wp:inline xmlns:a="http://schemas.openxmlformats.org/drawingml/2006/main" xmlns:pic="http://schemas.openxmlformats.org/drawingml/2006/picture">
+                  <wp:extent cx="731520" cy="292608"/>
+                  <wp:docPr id="11" name="Picture 11"/>
+                  <wp:cNvGraphicFramePr>
+                    <a:graphicFrameLocks noChangeAspect="1"/>
+                  </wp:cNvGraphicFramePr>
+                  <a:graphic>
+                    <a:graphicData uri="http://schemas.openxmlformats.org/drawingml/2006/picture">
+                      <pic:pic>
+                        <pic:nvPicPr>
+                          <pic:cNvPr id="0" name="image.png"/>
+                          <pic:cNvPicPr/>
+                        </pic:nvPicPr>
+                        <pic:blipFill>
+                          <a:blip r:embed="rId19"/>
+                          <a:stretch>
+                            <a:fillRect/>
+                          </a:stretch>
+                        </pic:blipFill>
+                        <pic:spPr>
+                          <a:xfrm>
+                            <a:off x="0" y="0"/>
+                            <a:ext cx="731520" cy="292608"/>
+                          </a:xfrm>
+                          <a:prstGeom prst="rect"/>
+                        </pic:spPr>
+                      </pic:pic>
+                    </a:graphicData>
+                  </a:graphic>
+                </wp:inline>
+              </w:drawing>
+            </w:r>
+          </w:p>
+        </w:tc>
+      </w:tr>
+      <w:tr>
+        <w:tc>
+          <w:tcPr>
+            <w:tcW w:type="dxa" w:w="576"/>
+            <w:tcMar>
+              <w:top w:w="100" w:type="dxa"/>
+              <w:bottom w:w="100" w:type="dxa"/>
+              <w:left w:w="80" w:type="dxa"/>
+              <w:right w:w="80" w:type="dxa"/>
+            </w:tcMar>
+            <w:shd w:fill="F9FAF8"/>
+          </w:tcPr>
+          <w:p>
+            <w:pPr>
+              <w:jc w:val="center"/>
+            </w:pPr>
+            <w:r>
+              <w:rPr>
+                <w:sz w:val="17"/>
+              </w:rPr>
+              <w:t>16</w:t>
+            </w:r>
+          </w:p>
+        </w:tc>
+        <w:tc>
+          <w:tcPr>
+            <w:tcW w:type="dxa" w:w="3312"/>
+            <w:tcMar>
+              <w:top w:w="100" w:type="dxa"/>
+              <w:bottom w:w="100" w:type="dxa"/>
+              <w:left w:w="80" w:type="dxa"/>
+              <w:right w:w="80" w:type="dxa"/>
+            </w:tcMar>
+            <w:shd w:fill="F9FAF8"/>
+          </w:tcPr>
+          <w:p>
+            <w:r>
+              <w:rPr>
+                <w:b/>
+                <w:sz w:val="17"/>
+              </w:rPr>
+              <w:t>JUAN SEBASTIÁN NARVAEZ SANCHEZ</w:t>
+            </w:r>
+          </w:p>
+        </w:tc>
+        <w:tc>
+          <w:tcPr>
+            <w:tcW w:type="dxa" w:w="1728"/>
+            <w:tcMar>
+              <w:top w:w="100" w:type="dxa"/>
+              <w:bottom w:w="100" w:type="dxa"/>
+              <w:left w:w="80" w:type="dxa"/>
+              <w:right w:w="80" w:type="dxa"/>
+            </w:tcMar>
+            <w:shd w:fill="F9FAF8"/>
+          </w:tcPr>
+          <w:p>
+            <w:pPr>
+              <w:jc w:val="center"/>
+            </w:pPr>
+            <w:r>
+              <w:rPr>
+                <w:sz w:val="17"/>
+              </w:rPr>
+              <w:t>1061772379</w:t>
+            </w:r>
+          </w:p>
+        </w:tc>
+        <w:tc>
+          <w:tcPr>
+            <w:tcW w:type="dxa" w:w="1584"/>
+            <w:tcMar>
+              <w:top w:w="100" w:type="dxa"/>
+              <w:bottom w:w="100" w:type="dxa"/>
+              <w:left w:w="80" w:type="dxa"/>
+              <w:right w:w="80" w:type="dxa"/>
+            </w:tcMar>
+            <w:shd w:fill="F9FAF8"/>
+          </w:tcPr>
+          <w:p>
+            <w:pPr>
+              <w:jc w:val="center"/>
+            </w:pPr>
+            <w:r>
+              <w:rPr>
+                <w:sz w:val="17"/>
+              </w:rPr>
+              <w:t>3206262686</w:t>
+            </w:r>
+          </w:p>
+        </w:tc>
+        <w:tc>
+          <w:tcPr>
+            <w:tcW w:type="dxa" w:w="2592"/>
+            <w:tcMar>
+              <w:top w:w="100" w:type="dxa"/>
+              <w:bottom w:w="100" w:type="dxa"/>
+              <w:left w:w="80" w:type="dxa"/>
+              <w:right w:w="80" w:type="dxa"/>
+            </w:tcMar>
+            <w:shd w:fill="F9FAF8"/>
+          </w:tcPr>
+          <w:p>
+            <w:pPr>
+              <w:jc w:val="center"/>
+            </w:pPr>
+            <w:r>
+              <w:drawing>
+                <wp:inline xmlns:a="http://schemas.openxmlformats.org/drawingml/2006/main" xmlns:pic="http://schemas.openxmlformats.org/drawingml/2006/picture">
+                  <wp:extent cx="731520" cy="292608"/>
+                  <wp:docPr id="12" name="Picture 12"/>
+                  <wp:cNvGraphicFramePr>
+                    <a:graphicFrameLocks noChangeAspect="1"/>
+                  </wp:cNvGraphicFramePr>
+                  <a:graphic>
+                    <a:graphicData uri="http://schemas.openxmlformats.org/drawingml/2006/picture">
+                      <pic:pic>
+                        <pic:nvPicPr>
+                          <pic:cNvPr id="0" name="image.png"/>
+                          <pic:cNvPicPr/>
+                        </pic:nvPicPr>
+                        <pic:blipFill>
+                          <a:blip r:embed="rId20"/>
+                          <a:stretch>
+                            <a:fillRect/>
+                          </a:stretch>
+                        </pic:blipFill>
+                        <pic:spPr>
+                          <a:xfrm>
+                            <a:off x="0" y="0"/>
+                            <a:ext cx="731520" cy="292608"/>
                           </a:xfrm>
                           <a:prstGeom prst="rect"/>
                         </pic:spPr>

--- a/cartas_solicitud/Carta_Solicitud_ELE0300732_AUTOMATIZACION.docx
+++ b/cartas_solicitud/Carta_Solicitud_ELE0300732_AUTOMATIZACION.docx
@@ -11,7 +11,7 @@
           <w:color w:val="646464"/>
           <w:sz w:val="20"/>
         </w:rPr>
-        <w:t>Neiva, Huila, 24 de octubre de 2026</w:t>
+        <w:t>Neiva, Huila, 25 de octubre de 2026</w:t>
         <w:br/>
       </w:r>
     </w:p>
@@ -88,7 +88,7 @@
         <w:br/>
         <w:t>• Semestre del Plan de Estudios: Semestre 7°</w:t>
         <w:br/>
-        <w:t>• Total de Estudiantes Solicitantes Preinscritos: 16 estudiantes</w:t>
+        <w:t>• Total de Estudiantes Solicitantes Preinscritos: 19 estudiantes</w:t>
       </w:r>
     </w:p>
     <w:p>
@@ -97,7 +97,7 @@
         <w:jc w:val="both"/>
       </w:pPr>
       <w:r>
-        <w:t>Manifestamos nuestro compromiso formal de matrícula y cumplimiento con los requerimientos académicos y arancelarios correspondientes al curso vacacional. Dado que contamos con un grupo sólido de 16 estudiantes interesados (superando el cupo mínimo requerido de 10 estudiantes), solicitamos su valiosa gestión ante la Coordinación Académica y la Dirección de Programa para su respectiva aprobación, asignación docente y programación de horarios.</w:t>
+        <w:t>Manifestamos nuestro compromiso formal de matrícula y cumplimiento con los requerimientos académicos y arancelarios correspondientes al curso vacacional. Dado que contamos con un grupo sólido de 19 estudiantes interesados (superando el cupo mínimo requerido de 10 estudiantes), solicitamos su valiosa gestión ante la Coordinación Académica y la Dirección de Programa para su respectiva aprobación, asignación docente y programación de horarios.</w:t>
       </w:r>
     </w:p>
     <w:p>
@@ -359,11 +359,38 @@
               <w:jc w:val="center"/>
             </w:pPr>
             <w:r>
-              <w:rPr>
-                <w:color w:val="A0A0A0"/>
-                <w:sz w:val="15"/>
-              </w:rPr>
-              <w:t>____________________</w:t>
+              <w:drawing>
+                <wp:inline xmlns:a="http://schemas.openxmlformats.org/drawingml/2006/main" xmlns:pic="http://schemas.openxmlformats.org/drawingml/2006/picture">
+                  <wp:extent cx="731520" cy="292608"/>
+                  <wp:docPr id="1" name="Picture 1"/>
+                  <wp:cNvGraphicFramePr>
+                    <a:graphicFrameLocks noChangeAspect="1"/>
+                  </wp:cNvGraphicFramePr>
+                  <a:graphic>
+                    <a:graphicData uri="http://schemas.openxmlformats.org/drawingml/2006/picture">
+                      <pic:pic>
+                        <pic:nvPicPr>
+                          <pic:cNvPr id="0" name="image.png"/>
+                          <pic:cNvPicPr/>
+                        </pic:nvPicPr>
+                        <pic:blipFill>
+                          <a:blip r:embed="rId9"/>
+                          <a:stretch>
+                            <a:fillRect/>
+                          </a:stretch>
+                        </pic:blipFill>
+                        <pic:spPr>
+                          <a:xfrm>
+                            <a:off x="0" y="0"/>
+                            <a:ext cx="731520" cy="292608"/>
+                          </a:xfrm>
+                          <a:prstGeom prst="rect"/>
+                        </pic:spPr>
+                      </pic:pic>
+                    </a:graphicData>
+                  </a:graphic>
+                </wp:inline>
+              </w:drawing>
             </w:r>
           </w:p>
         </w:tc>
@@ -594,7 +621,7 @@
               <w:drawing>
                 <wp:inline xmlns:a="http://schemas.openxmlformats.org/drawingml/2006/main" xmlns:pic="http://schemas.openxmlformats.org/drawingml/2006/picture">
                   <wp:extent cx="543415" cy="292608"/>
-                  <wp:docPr id="1" name="Picture 1"/>
+                  <wp:docPr id="2" name="Picture 2"/>
                   <wp:cNvGraphicFramePr>
                     <a:graphicFrameLocks noChangeAspect="1"/>
                   </wp:cNvGraphicFramePr>
@@ -606,7 +633,7 @@
                           <pic:cNvPicPr/>
                         </pic:nvPicPr>
                         <pic:blipFill>
-                          <a:blip r:embed="rId9"/>
+                          <a:blip r:embed="rId10"/>
                           <a:stretch>
                             <a:fillRect/>
                           </a:stretch>
@@ -737,7 +764,7 @@
               <w:drawing>
                 <wp:inline xmlns:a="http://schemas.openxmlformats.org/drawingml/2006/main" xmlns:pic="http://schemas.openxmlformats.org/drawingml/2006/picture">
                   <wp:extent cx="731520" cy="292608"/>
-                  <wp:docPr id="2" name="Picture 2"/>
+                  <wp:docPr id="3" name="Picture 3"/>
                   <wp:cNvGraphicFramePr>
                     <a:graphicFrameLocks noChangeAspect="1"/>
                   </wp:cNvGraphicFramePr>
@@ -749,7 +776,7 @@
                           <pic:cNvPicPr/>
                         </pic:nvPicPr>
                         <pic:blipFill>
-                          <a:blip r:embed="rId10"/>
+                          <a:blip r:embed="rId11"/>
                           <a:stretch>
                             <a:fillRect/>
                           </a:stretch>
@@ -880,7 +907,7 @@
               <w:drawing>
                 <wp:inline xmlns:a="http://schemas.openxmlformats.org/drawingml/2006/main" xmlns:pic="http://schemas.openxmlformats.org/drawingml/2006/picture">
                   <wp:extent cx="877060" cy="292608"/>
-                  <wp:docPr id="3" name="Picture 3"/>
+                  <wp:docPr id="4" name="Picture 4"/>
                   <wp:cNvGraphicFramePr>
                     <a:graphicFrameLocks noChangeAspect="1"/>
                   </wp:cNvGraphicFramePr>
@@ -892,7 +919,7 @@
                           <pic:cNvPicPr/>
                         </pic:nvPicPr>
                         <pic:blipFill>
-                          <a:blip r:embed="rId11"/>
+                          <a:blip r:embed="rId12"/>
                           <a:stretch>
                             <a:fillRect/>
                           </a:stretch>
@@ -1023,7 +1050,7 @@
               <w:drawing>
                 <wp:inline xmlns:a="http://schemas.openxmlformats.org/drawingml/2006/main" xmlns:pic="http://schemas.openxmlformats.org/drawingml/2006/picture">
                   <wp:extent cx="731520" cy="292608"/>
-                  <wp:docPr id="4" name="Picture 4"/>
+                  <wp:docPr id="5" name="Picture 5"/>
                   <wp:cNvGraphicFramePr>
                     <a:graphicFrameLocks noChangeAspect="1"/>
                   </wp:cNvGraphicFramePr>
@@ -1035,7 +1062,7 @@
                           <pic:cNvPicPr/>
                         </pic:nvPicPr>
                         <pic:blipFill>
-                          <a:blip r:embed="rId12"/>
+                          <a:blip r:embed="rId13"/>
                           <a:stretch>
                             <a:fillRect/>
                           </a:stretch>
@@ -1163,11 +1190,38 @@
               <w:jc w:val="center"/>
             </w:pPr>
             <w:r>
-              <w:rPr>
-                <w:color w:val="A0A0A0"/>
-                <w:sz w:val="15"/>
-              </w:rPr>
-              <w:t>____________________</w:t>
+              <w:drawing>
+                <wp:inline xmlns:a="http://schemas.openxmlformats.org/drawingml/2006/main" xmlns:pic="http://schemas.openxmlformats.org/drawingml/2006/picture">
+                  <wp:extent cx="731520" cy="292608"/>
+                  <wp:docPr id="6" name="Picture 6"/>
+                  <wp:cNvGraphicFramePr>
+                    <a:graphicFrameLocks noChangeAspect="1"/>
+                  </wp:cNvGraphicFramePr>
+                  <a:graphic>
+                    <a:graphicData uri="http://schemas.openxmlformats.org/drawingml/2006/picture">
+                      <pic:pic>
+                        <pic:nvPicPr>
+                          <pic:cNvPr id="0" name="image.png"/>
+                          <pic:cNvPicPr/>
+                        </pic:nvPicPr>
+                        <pic:blipFill>
+                          <a:blip r:embed="rId14"/>
+                          <a:stretch>
+                            <a:fillRect/>
+                          </a:stretch>
+                        </pic:blipFill>
+                        <pic:spPr>
+                          <a:xfrm>
+                            <a:off x="0" y="0"/>
+                            <a:ext cx="731520" cy="292608"/>
+                          </a:xfrm>
+                          <a:prstGeom prst="rect"/>
+                        </pic:spPr>
+                      </pic:pic>
+                    </a:graphicData>
+                  </a:graphic>
+                </wp:inline>
+              </w:drawing>
             </w:r>
           </w:p>
         </w:tc>
@@ -1282,7 +1336,7 @@
               <w:drawing>
                 <wp:inline xmlns:a="http://schemas.openxmlformats.org/drawingml/2006/main" xmlns:pic="http://schemas.openxmlformats.org/drawingml/2006/picture">
                   <wp:extent cx="731520" cy="292608"/>
-                  <wp:docPr id="5" name="Picture 5"/>
+                  <wp:docPr id="7" name="Picture 7"/>
                   <wp:cNvGraphicFramePr>
                     <a:graphicFrameLocks noChangeAspect="1"/>
                   </wp:cNvGraphicFramePr>
@@ -1294,7 +1348,7 @@
                           <pic:cNvPicPr/>
                         </pic:nvPicPr>
                         <pic:blipFill>
-                          <a:blip r:embed="rId13"/>
+                          <a:blip r:embed="rId15"/>
                           <a:stretch>
                             <a:fillRect/>
                           </a:stretch>
@@ -1425,7 +1479,7 @@
               <w:drawing>
                 <wp:inline xmlns:a="http://schemas.openxmlformats.org/drawingml/2006/main" xmlns:pic="http://schemas.openxmlformats.org/drawingml/2006/picture">
                   <wp:extent cx="2006248" cy="292608"/>
-                  <wp:docPr id="6" name="Picture 6"/>
+                  <wp:docPr id="8" name="Picture 8"/>
                   <wp:cNvGraphicFramePr>
                     <a:graphicFrameLocks noChangeAspect="1"/>
                   </wp:cNvGraphicFramePr>
@@ -1437,7 +1491,7 @@
                           <pic:cNvPicPr/>
                         </pic:nvPicPr>
                         <pic:blipFill>
-                          <a:blip r:embed="rId14"/>
+                          <a:blip r:embed="rId16"/>
                           <a:stretch>
                             <a:fillRect/>
                           </a:stretch>
@@ -1684,7 +1738,7 @@
               <w:drawing>
                 <wp:inline xmlns:a="http://schemas.openxmlformats.org/drawingml/2006/main" xmlns:pic="http://schemas.openxmlformats.org/drawingml/2006/picture">
                   <wp:extent cx="1371299" cy="292608"/>
-                  <wp:docPr id="7" name="Picture 7"/>
+                  <wp:docPr id="9" name="Picture 9"/>
                   <wp:cNvGraphicFramePr>
                     <a:graphicFrameLocks noChangeAspect="1"/>
                   </wp:cNvGraphicFramePr>
@@ -1696,7 +1750,7 @@
                           <pic:cNvPicPr/>
                         </pic:nvPicPr>
                         <pic:blipFill>
-                          <a:blip r:embed="rId15"/>
+                          <a:blip r:embed="rId17"/>
                           <a:stretch>
                             <a:fillRect/>
                           </a:stretch>
@@ -1827,7 +1881,7 @@
               <w:drawing>
                 <wp:inline xmlns:a="http://schemas.openxmlformats.org/drawingml/2006/main" xmlns:pic="http://schemas.openxmlformats.org/drawingml/2006/picture">
                   <wp:extent cx="1370333" cy="292608"/>
-                  <wp:docPr id="8" name="Picture 8"/>
+                  <wp:docPr id="10" name="Picture 10"/>
                   <wp:cNvGraphicFramePr>
                     <a:graphicFrameLocks noChangeAspect="1"/>
                   </wp:cNvGraphicFramePr>
@@ -1839,7 +1893,7 @@
                           <pic:cNvPicPr/>
                         </pic:nvPicPr>
                         <pic:blipFill>
-                          <a:blip r:embed="rId16"/>
+                          <a:blip r:embed="rId18"/>
                           <a:stretch>
                             <a:fillRect/>
                           </a:stretch>
@@ -1970,7 +2024,7 @@
               <w:drawing>
                 <wp:inline xmlns:a="http://schemas.openxmlformats.org/drawingml/2006/main" xmlns:pic="http://schemas.openxmlformats.org/drawingml/2006/picture">
                   <wp:extent cx="731520" cy="292608"/>
-                  <wp:docPr id="9" name="Picture 9"/>
+                  <wp:docPr id="11" name="Picture 11"/>
                   <wp:cNvGraphicFramePr>
                     <a:graphicFrameLocks noChangeAspect="1"/>
                   </wp:cNvGraphicFramePr>
@@ -1982,7 +2036,7 @@
                           <pic:cNvPicPr/>
                         </pic:nvPicPr>
                         <pic:blipFill>
-                          <a:blip r:embed="rId17"/>
+                          <a:blip r:embed="rId19"/>
                           <a:stretch>
                             <a:fillRect/>
                           </a:stretch>
@@ -2113,7 +2167,7 @@
               <w:drawing>
                 <wp:inline xmlns:a="http://schemas.openxmlformats.org/drawingml/2006/main" xmlns:pic="http://schemas.openxmlformats.org/drawingml/2006/picture">
                   <wp:extent cx="731520" cy="292608"/>
-                  <wp:docPr id="10" name="Picture 10"/>
+                  <wp:docPr id="12" name="Picture 12"/>
                   <wp:cNvGraphicFramePr>
                     <a:graphicFrameLocks noChangeAspect="1"/>
                   </wp:cNvGraphicFramePr>
@@ -2125,7 +2179,7 @@
                           <pic:cNvPicPr/>
                         </pic:nvPicPr>
                         <pic:blipFill>
-                          <a:blip r:embed="rId18"/>
+                          <a:blip r:embed="rId20"/>
                           <a:stretch>
                             <a:fillRect/>
                           </a:stretch>
@@ -2256,7 +2310,7 @@
               <w:drawing>
                 <wp:inline xmlns:a="http://schemas.openxmlformats.org/drawingml/2006/main" xmlns:pic="http://schemas.openxmlformats.org/drawingml/2006/picture">
                   <wp:extent cx="731520" cy="292608"/>
-                  <wp:docPr id="11" name="Picture 11"/>
+                  <wp:docPr id="13" name="Picture 13"/>
                   <wp:cNvGraphicFramePr>
                     <a:graphicFrameLocks noChangeAspect="1"/>
                   </wp:cNvGraphicFramePr>
@@ -2268,7 +2322,7 @@
                           <pic:cNvPicPr/>
                         </pic:nvPicPr>
                         <pic:blipFill>
-                          <a:blip r:embed="rId19"/>
+                          <a:blip r:embed="rId21"/>
                           <a:stretch>
                             <a:fillRect/>
                           </a:stretch>
@@ -2330,7 +2384,7 @@
                 <w:b/>
                 <w:sz w:val="17"/>
               </w:rPr>
-              <w:t>JUAN SEBASTIÁN NARVAEZ SANCHEZ</w:t>
+              <w:t>Juan Sebastián Narvaez Sánchez</w:t>
             </w:r>
           </w:p>
         </w:tc>
@@ -2399,7 +2453,7 @@
               <w:drawing>
                 <wp:inline xmlns:a="http://schemas.openxmlformats.org/drawingml/2006/main" xmlns:pic="http://schemas.openxmlformats.org/drawingml/2006/picture">
                   <wp:extent cx="731520" cy="292608"/>
-                  <wp:docPr id="12" name="Picture 12"/>
+                  <wp:docPr id="14" name="Picture 14"/>
                   <wp:cNvGraphicFramePr>
                     <a:graphicFrameLocks noChangeAspect="1"/>
                   </wp:cNvGraphicFramePr>
@@ -2411,7 +2465,436 @@
                           <pic:cNvPicPr/>
                         </pic:nvPicPr>
                         <pic:blipFill>
-                          <a:blip r:embed="rId20"/>
+                          <a:blip r:embed="rId22"/>
+                          <a:stretch>
+                            <a:fillRect/>
+                          </a:stretch>
+                        </pic:blipFill>
+                        <pic:spPr>
+                          <a:xfrm>
+                            <a:off x="0" y="0"/>
+                            <a:ext cx="731520" cy="292608"/>
+                          </a:xfrm>
+                          <a:prstGeom prst="rect"/>
+                        </pic:spPr>
+                      </pic:pic>
+                    </a:graphicData>
+                  </a:graphic>
+                </wp:inline>
+              </w:drawing>
+            </w:r>
+          </w:p>
+        </w:tc>
+      </w:tr>
+      <w:tr>
+        <w:tc>
+          <w:tcPr>
+            <w:tcW w:type="dxa" w:w="576"/>
+            <w:tcMar>
+              <w:top w:w="100" w:type="dxa"/>
+              <w:bottom w:w="100" w:type="dxa"/>
+              <w:left w:w="80" w:type="dxa"/>
+              <w:right w:w="80" w:type="dxa"/>
+            </w:tcMar>
+            <w:shd w:fill="FFFFFF"/>
+          </w:tcPr>
+          <w:p>
+            <w:pPr>
+              <w:jc w:val="center"/>
+            </w:pPr>
+            <w:r>
+              <w:rPr>
+                <w:sz w:val="17"/>
+              </w:rPr>
+              <w:t>17</w:t>
+            </w:r>
+          </w:p>
+        </w:tc>
+        <w:tc>
+          <w:tcPr>
+            <w:tcW w:type="dxa" w:w="3312"/>
+            <w:tcMar>
+              <w:top w:w="100" w:type="dxa"/>
+              <w:bottom w:w="100" w:type="dxa"/>
+              <w:left w:w="80" w:type="dxa"/>
+              <w:right w:w="80" w:type="dxa"/>
+            </w:tcMar>
+            <w:shd w:fill="FFFFFF"/>
+          </w:tcPr>
+          <w:p>
+            <w:r>
+              <w:rPr>
+                <w:b/>
+                <w:sz w:val="17"/>
+              </w:rPr>
+              <w:t>José Daniel Suaza Suárez</w:t>
+            </w:r>
+          </w:p>
+        </w:tc>
+        <w:tc>
+          <w:tcPr>
+            <w:tcW w:type="dxa" w:w="1728"/>
+            <w:tcMar>
+              <w:top w:w="100" w:type="dxa"/>
+              <w:bottom w:w="100" w:type="dxa"/>
+              <w:left w:w="80" w:type="dxa"/>
+              <w:right w:w="80" w:type="dxa"/>
+            </w:tcMar>
+            <w:shd w:fill="FFFFFF"/>
+          </w:tcPr>
+          <w:p>
+            <w:pPr>
+              <w:jc w:val="center"/>
+            </w:pPr>
+            <w:r>
+              <w:rPr>
+                <w:sz w:val="17"/>
+              </w:rPr>
+              <w:t>1077852211</w:t>
+            </w:r>
+          </w:p>
+        </w:tc>
+        <w:tc>
+          <w:tcPr>
+            <w:tcW w:type="dxa" w:w="1584"/>
+            <w:tcMar>
+              <w:top w:w="100" w:type="dxa"/>
+              <w:bottom w:w="100" w:type="dxa"/>
+              <w:left w:w="80" w:type="dxa"/>
+              <w:right w:w="80" w:type="dxa"/>
+            </w:tcMar>
+            <w:shd w:fill="FFFFFF"/>
+          </w:tcPr>
+          <w:p>
+            <w:pPr>
+              <w:jc w:val="center"/>
+            </w:pPr>
+            <w:r>
+              <w:rPr>
+                <w:sz w:val="17"/>
+              </w:rPr>
+              <w:t>3104803980</w:t>
+            </w:r>
+          </w:p>
+        </w:tc>
+        <w:tc>
+          <w:tcPr>
+            <w:tcW w:type="dxa" w:w="2592"/>
+            <w:tcMar>
+              <w:top w:w="100" w:type="dxa"/>
+              <w:bottom w:w="100" w:type="dxa"/>
+              <w:left w:w="80" w:type="dxa"/>
+              <w:right w:w="80" w:type="dxa"/>
+            </w:tcMar>
+            <w:shd w:fill="FFFFFF"/>
+          </w:tcPr>
+          <w:p>
+            <w:pPr>
+              <w:jc w:val="center"/>
+            </w:pPr>
+            <w:r>
+              <w:drawing>
+                <wp:inline xmlns:a="http://schemas.openxmlformats.org/drawingml/2006/main" xmlns:pic="http://schemas.openxmlformats.org/drawingml/2006/picture">
+                  <wp:extent cx="731520" cy="292608"/>
+                  <wp:docPr id="15" name="Picture 15"/>
+                  <wp:cNvGraphicFramePr>
+                    <a:graphicFrameLocks noChangeAspect="1"/>
+                  </wp:cNvGraphicFramePr>
+                  <a:graphic>
+                    <a:graphicData uri="http://schemas.openxmlformats.org/drawingml/2006/picture">
+                      <pic:pic>
+                        <pic:nvPicPr>
+                          <pic:cNvPr id="0" name="image.png"/>
+                          <pic:cNvPicPr/>
+                        </pic:nvPicPr>
+                        <pic:blipFill>
+                          <a:blip r:embed="rId23"/>
+                          <a:stretch>
+                            <a:fillRect/>
+                          </a:stretch>
+                        </pic:blipFill>
+                        <pic:spPr>
+                          <a:xfrm>
+                            <a:off x="0" y="0"/>
+                            <a:ext cx="731520" cy="292608"/>
+                          </a:xfrm>
+                          <a:prstGeom prst="rect"/>
+                        </pic:spPr>
+                      </pic:pic>
+                    </a:graphicData>
+                  </a:graphic>
+                </wp:inline>
+              </w:drawing>
+            </w:r>
+          </w:p>
+        </w:tc>
+      </w:tr>
+      <w:tr>
+        <w:tc>
+          <w:tcPr>
+            <w:tcW w:type="dxa" w:w="576"/>
+            <w:tcMar>
+              <w:top w:w="100" w:type="dxa"/>
+              <w:bottom w:w="100" w:type="dxa"/>
+              <w:left w:w="80" w:type="dxa"/>
+              <w:right w:w="80" w:type="dxa"/>
+            </w:tcMar>
+            <w:shd w:fill="F9FAF8"/>
+          </w:tcPr>
+          <w:p>
+            <w:pPr>
+              <w:jc w:val="center"/>
+            </w:pPr>
+            <w:r>
+              <w:rPr>
+                <w:sz w:val="17"/>
+              </w:rPr>
+              <w:t>18</w:t>
+            </w:r>
+          </w:p>
+        </w:tc>
+        <w:tc>
+          <w:tcPr>
+            <w:tcW w:type="dxa" w:w="3312"/>
+            <w:tcMar>
+              <w:top w:w="100" w:type="dxa"/>
+              <w:bottom w:w="100" w:type="dxa"/>
+              <w:left w:w="80" w:type="dxa"/>
+              <w:right w:w="80" w:type="dxa"/>
+            </w:tcMar>
+            <w:shd w:fill="F9FAF8"/>
+          </w:tcPr>
+          <w:p>
+            <w:r>
+              <w:rPr>
+                <w:b/>
+                <w:sz w:val="17"/>
+              </w:rPr>
+              <w:t>Yeison Cumbe Trujillo</w:t>
+            </w:r>
+          </w:p>
+        </w:tc>
+        <w:tc>
+          <w:tcPr>
+            <w:tcW w:type="dxa" w:w="1728"/>
+            <w:tcMar>
+              <w:top w:w="100" w:type="dxa"/>
+              <w:bottom w:w="100" w:type="dxa"/>
+              <w:left w:w="80" w:type="dxa"/>
+              <w:right w:w="80" w:type="dxa"/>
+            </w:tcMar>
+            <w:shd w:fill="F9FAF8"/>
+          </w:tcPr>
+          <w:p>
+            <w:pPr>
+              <w:jc w:val="center"/>
+            </w:pPr>
+            <w:r>
+              <w:rPr>
+                <w:sz w:val="17"/>
+              </w:rPr>
+              <w:t>1007425122</w:t>
+            </w:r>
+          </w:p>
+        </w:tc>
+        <w:tc>
+          <w:tcPr>
+            <w:tcW w:type="dxa" w:w="1584"/>
+            <w:tcMar>
+              <w:top w:w="100" w:type="dxa"/>
+              <w:bottom w:w="100" w:type="dxa"/>
+              <w:left w:w="80" w:type="dxa"/>
+              <w:right w:w="80" w:type="dxa"/>
+            </w:tcMar>
+            <w:shd w:fill="F9FAF8"/>
+          </w:tcPr>
+          <w:p>
+            <w:pPr>
+              <w:jc w:val="center"/>
+            </w:pPr>
+            <w:r>
+              <w:rPr>
+                <w:sz w:val="17"/>
+              </w:rPr>
+              <w:t>3134868610</w:t>
+            </w:r>
+          </w:p>
+        </w:tc>
+        <w:tc>
+          <w:tcPr>
+            <w:tcW w:type="dxa" w:w="2592"/>
+            <w:tcMar>
+              <w:top w:w="100" w:type="dxa"/>
+              <w:bottom w:w="100" w:type="dxa"/>
+              <w:left w:w="80" w:type="dxa"/>
+              <w:right w:w="80" w:type="dxa"/>
+            </w:tcMar>
+            <w:shd w:fill="F9FAF8"/>
+          </w:tcPr>
+          <w:p>
+            <w:pPr>
+              <w:jc w:val="center"/>
+            </w:pPr>
+            <w:r>
+              <w:drawing>
+                <wp:inline xmlns:a="http://schemas.openxmlformats.org/drawingml/2006/main" xmlns:pic="http://schemas.openxmlformats.org/drawingml/2006/picture">
+                  <wp:extent cx="731520" cy="292608"/>
+                  <wp:docPr id="16" name="Picture 16"/>
+                  <wp:cNvGraphicFramePr>
+                    <a:graphicFrameLocks noChangeAspect="1"/>
+                  </wp:cNvGraphicFramePr>
+                  <a:graphic>
+                    <a:graphicData uri="http://schemas.openxmlformats.org/drawingml/2006/picture">
+                      <pic:pic>
+                        <pic:nvPicPr>
+                          <pic:cNvPr id="0" name="image.png"/>
+                          <pic:cNvPicPr/>
+                        </pic:nvPicPr>
+                        <pic:blipFill>
+                          <a:blip r:embed="rId24"/>
+                          <a:stretch>
+                            <a:fillRect/>
+                          </a:stretch>
+                        </pic:blipFill>
+                        <pic:spPr>
+                          <a:xfrm>
+                            <a:off x="0" y="0"/>
+                            <a:ext cx="731520" cy="292608"/>
+                          </a:xfrm>
+                          <a:prstGeom prst="rect"/>
+                        </pic:spPr>
+                      </pic:pic>
+                    </a:graphicData>
+                  </a:graphic>
+                </wp:inline>
+              </w:drawing>
+            </w:r>
+          </w:p>
+        </w:tc>
+      </w:tr>
+      <w:tr>
+        <w:tc>
+          <w:tcPr>
+            <w:tcW w:type="dxa" w:w="576"/>
+            <w:tcMar>
+              <w:top w:w="100" w:type="dxa"/>
+              <w:bottom w:w="100" w:type="dxa"/>
+              <w:left w:w="80" w:type="dxa"/>
+              <w:right w:w="80" w:type="dxa"/>
+            </w:tcMar>
+            <w:shd w:fill="FFFFFF"/>
+          </w:tcPr>
+          <w:p>
+            <w:pPr>
+              <w:jc w:val="center"/>
+            </w:pPr>
+            <w:r>
+              <w:rPr>
+                <w:sz w:val="17"/>
+              </w:rPr>
+              <w:t>19</w:t>
+            </w:r>
+          </w:p>
+        </w:tc>
+        <w:tc>
+          <w:tcPr>
+            <w:tcW w:type="dxa" w:w="3312"/>
+            <w:tcMar>
+              <w:top w:w="100" w:type="dxa"/>
+              <w:bottom w:w="100" w:type="dxa"/>
+              <w:left w:w="80" w:type="dxa"/>
+              <w:right w:w="80" w:type="dxa"/>
+            </w:tcMar>
+            <w:shd w:fill="FFFFFF"/>
+          </w:tcPr>
+          <w:p>
+            <w:r>
+              <w:rPr>
+                <w:b/>
+                <w:sz w:val="17"/>
+              </w:rPr>
+              <w:t>Oscar Ivan Castillo</w:t>
+            </w:r>
+          </w:p>
+        </w:tc>
+        <w:tc>
+          <w:tcPr>
+            <w:tcW w:type="dxa" w:w="1728"/>
+            <w:tcMar>
+              <w:top w:w="100" w:type="dxa"/>
+              <w:bottom w:w="100" w:type="dxa"/>
+              <w:left w:w="80" w:type="dxa"/>
+              <w:right w:w="80" w:type="dxa"/>
+            </w:tcMar>
+            <w:shd w:fill="FFFFFF"/>
+          </w:tcPr>
+          <w:p>
+            <w:pPr>
+              <w:jc w:val="center"/>
+            </w:pPr>
+            <w:r>
+              <w:rPr>
+                <w:sz w:val="17"/>
+              </w:rPr>
+              <w:t>ELE120242002</w:t>
+            </w:r>
+          </w:p>
+        </w:tc>
+        <w:tc>
+          <w:tcPr>
+            <w:tcW w:type="dxa" w:w="1584"/>
+            <w:tcMar>
+              <w:top w:w="100" w:type="dxa"/>
+              <w:bottom w:w="100" w:type="dxa"/>
+              <w:left w:w="80" w:type="dxa"/>
+              <w:right w:w="80" w:type="dxa"/>
+            </w:tcMar>
+            <w:shd w:fill="FFFFFF"/>
+          </w:tcPr>
+          <w:p>
+            <w:pPr>
+              <w:jc w:val="center"/>
+            </w:pPr>
+            <w:r>
+              <w:rPr>
+                <w:sz w:val="17"/>
+              </w:rPr>
+              <w:t>3203606476</w:t>
+            </w:r>
+          </w:p>
+        </w:tc>
+        <w:tc>
+          <w:tcPr>
+            <w:tcW w:type="dxa" w:w="2592"/>
+            <w:tcMar>
+              <w:top w:w="100" w:type="dxa"/>
+              <w:bottom w:w="100" w:type="dxa"/>
+              <w:left w:w="80" w:type="dxa"/>
+              <w:right w:w="80" w:type="dxa"/>
+            </w:tcMar>
+            <w:shd w:fill="FFFFFF"/>
+          </w:tcPr>
+          <w:p>
+            <w:pPr>
+              <w:jc w:val="center"/>
+            </w:pPr>
+            <w:r>
+              <w:drawing>
+                <wp:inline xmlns:a="http://schemas.openxmlformats.org/drawingml/2006/main" xmlns:pic="http://schemas.openxmlformats.org/drawingml/2006/picture">
+                  <wp:extent cx="731520" cy="292608"/>
+                  <wp:docPr id="17" name="Picture 17"/>
+                  <wp:cNvGraphicFramePr>
+                    <a:graphicFrameLocks noChangeAspect="1"/>
+                  </wp:cNvGraphicFramePr>
+                  <a:graphic>
+                    <a:graphicData uri="http://schemas.openxmlformats.org/drawingml/2006/picture">
+                      <pic:pic>
+                        <pic:nvPicPr>
+                          <pic:cNvPr id="0" name="image.png"/>
+                          <pic:cNvPicPr/>
+                        </pic:nvPicPr>
+                        <pic:blipFill>
+                          <a:blip r:embed="rId25"/>
                           <a:stretch>
                             <a:fillRect/>
                           </a:stretch>

--- a/cartas_solicitud/Carta_Solicitud_ELE0300732_AUTOMATIZACION.docx
+++ b/cartas_solicitud/Carta_Solicitud_ELE0300732_AUTOMATIZACION.docx
@@ -2927,9 +2927,70 @@
         <w:t>Atentamente,</w:t>
         <w:br/>
         <w:br/>
-        <w:t>ESTUDIANTES SOLICITANTES DE INGENIERÍA ELÉCTRICA</w:t>
+      </w:r>
+      <w:r>
+        <w:drawing>
+          <wp:inline xmlns:a="http://schemas.openxmlformats.org/drawingml/2006/main" xmlns:pic="http://schemas.openxmlformats.org/drawingml/2006/picture">
+            <wp:extent cx="1214524" cy="438912"/>
+            <wp:docPr id="18" name="Picture 18"/>
+            <wp:cNvGraphicFramePr>
+              <a:graphicFrameLocks noChangeAspect="1"/>
+            </wp:cNvGraphicFramePr>
+            <a:graphic>
+              <a:graphicData uri="http://schemas.openxmlformats.org/drawingml/2006/picture">
+                <pic:pic>
+                  <pic:nvPicPr>
+                    <pic:cNvPr id="0" name="image.png"/>
+                    <pic:cNvPicPr/>
+                  </pic:nvPicPr>
+                  <pic:blipFill>
+                    <a:blip r:embed="rId26"/>
+                    <a:stretch>
+                      <a:fillRect/>
+                    </a:stretch>
+                  </pic:blipFill>
+                  <pic:spPr>
+                    <a:xfrm>
+                      <a:off x="0" y="0"/>
+                      <a:ext cx="1214524" cy="438912"/>
+                    </a:xfrm>
+                    <a:prstGeom prst="rect"/>
+                  </pic:spPr>
+                </pic:pic>
+              </a:graphicData>
+            </a:graphic>
+          </wp:inline>
+        </w:drawing>
+      </w:r>
+      <w:r>
+        <w:br/>
+      </w:r>
+      <w:r>
+        <w:rPr>
+          <w:b/>
+          <w:color w:val="043D1A"/>
+          <w:sz w:val="20"/>
+        </w:rPr>
+        <w:t>CARMELO SANJUANES</w:t>
+        <w:br/>
+      </w:r>
+      <w:r>
+        <w:rPr>
+          <w:color w:val="323232"/>
+          <w:sz w:val="18"/>
+        </w:rPr>
+        <w:t>Representante Estudiantil - Ingeniería Eléctrica</w:t>
         <w:br/>
         <w:t>Fundación Escuela Tecnológica de Neiva "Jesús Oviedo Pérez" - FET</w:t>
+        <w:br/>
+      </w:r>
+      <w:r>
+        <w:rPr>
+          <w:i/>
+          <w:color w:val="065F46"/>
+          <w:sz w:val="17"/>
+        </w:rPr>
+        <w:t>(Carta Oficialmente Respaldada con 17 firmas estudiantiles)</w:t>
       </w:r>
     </w:p>
     <w:sectPr>

--- a/cartas_solicitud/Carta_Solicitud_ELE0300732_AUTOMATIZACION.docx
+++ b/cartas_solicitud/Carta_Solicitud_ELE0300732_AUTOMATIZACION.docx
@@ -11,7 +11,7 @@
           <w:color w:val="646464"/>
           <w:sz w:val="20"/>
         </w:rPr>
-        <w:t>Neiva, Huila, 25 de octubre de 2026</w:t>
+        <w:t>Neiva, Huila, 26 de octubre de 2026</w:t>
         <w:br/>
       </w:r>
     </w:p>
